--- a/downloads/teacher/05 Materials/Unit 03/Handouts/Handout 03.17 - Babysitter Safety Walk and Emergency Card.docx
+++ b/downloads/teacher/05 Materials/Unit 03/Handouts/Handout 03.17 - Babysitter Safety Walk and Emergency Card.docx
@@ -670,16 +670,7 @@
         <w:pStyle w:val="BodyText"/>
       </w:pPr>
       <w:r>
-        <w:t xml:space="preserve">Words in other languages</w:t>
-      </w:r>
-      <w:r>
-        <w:t xml:space="preserve"> </w:t>
-      </w:r>
-      <w:r>
-        <w:rPr>
-          <w:rStyle w:val="TeacherNote"/>
-        </w:rPr>
-        <w:t xml:space="preserve">[check with a native speaker before printing]:</w:t>
+        <w:t xml:space="preserve">Words in other languages:</w:t>
       </w:r>
     </w:p>
     <w:tbl>
@@ -1855,7 +1846,7 @@
         <w:t xml:space="preserve"> </w:t>
       </w:r>
       <w:r>
-        <w:t xml:space="preserve">The Okafor family. 47 Maple Street, Apartment 2B, Brentwood, NY 11717. Cross street: Third Avenue. Parent: Dana Okafor, cell 631-555-0147. Backup: Uncle Ray Okafor, 631-555-0192. Child: Eli, age 2, no allergies, no medicine tonight. First aid kit: hall closet, top shelf. Parents will be at a restaurant on Main Street, back by 9:30 p.m.</w:t>
+        <w:t xml:space="preserve">The Okafor family. 47 Maple Street, Apartment 2B, Harbor Hills, NY 11700. Cross street: Third Avenue. Parent: Dana Okafor, cell 631-555-0147. Backup: Uncle Ray Okafor, 631-555-0192. Child: Eli, age 2, no allergies, no medicine tonight. First aid kit: hall closet, top shelf. Parents will be at a restaurant on Main Street, back by 9:30 p.m.</w:t>
       </w:r>
     </w:p>
     <w:tbl>
